--- a/Data/Report_Intro_ML_Sarabun.docx
+++ b/Data/Report_Intro_ML_Sarabun.docx
@@ -19256,9 +19256,48 @@
       </w:r>
     </w:p>
     <w:p>
+      <w:pPr>
+        <w:keepNext/>
+        <w:jc w:val="center"/>
+      </w:pPr>
+      <w:r>
+        <w:drawing>
+          <wp:inline distT="0" distB="0" distL="0" distR="0">
+            <wp:extent cx="5486400" cy="2454442"/>
+            <wp:docPr id="9501" name="fig1" descr="figure"/>
+            <a:graphic>
+              <a:graphicData uri="http://schemas.openxmlformats.org/drawingml/2006/picture">
+                <pic:pic>
+                  <pic:nvPicPr>
+                    <pic:cNvPr id="9501" name="fig1.png"/>
+                    <pic:cNvPicPr/>
+                  </pic:nvPicPr>
+                  <pic:blipFill>
+                    <a:blip r:embed="rIdFig1"/>
+                    <a:stretch>
+                      <a:fillRect/>
+                    </a:stretch>
+                  </pic:blipFill>
+                  <pic:spPr>
+                    <a:xfrm>
+                      <a:off x="0" y="0"/>
+                      <a:ext cx="5486400" cy="2454442"/>
+                    </a:xfrm>
+                    <a:prstGeom prst="rect">
+                      <a:avLst/>
+                    </a:prstGeom>
+                  </pic:spPr>
+                </pic:pic>
+              </a:graphicData>
+            </a:graphic>
+          </wp:inline>
+        </w:drawing>
+      </w:r>
+    </w:p>
+    <w:p>
       <w:pPr/>
       <w:r>
-        <w:t xml:space="preserve">↗ V1.3, V2.1, V3.1 (regression, KFold k=5, seed 42) · y-axis starts at 0.65</w:t>
+        <w:t xml:space="preserve">V1.3, V2.1, V3.1 (regression, KFold k=5, seed 42) · y-axis starts at 0.65</w:t>
       </w:r>
     </w:p>
     <w:tbl>
@@ -19649,9 +19688,48 @@
       </w:r>
     </w:p>
     <w:p>
+      <w:pPr>
+        <w:keepNext/>
+        <w:jc w:val="center"/>
+      </w:pPr>
+      <w:r>
+        <w:drawing>
+          <wp:inline distT="0" distB="0" distL="0" distR="0">
+            <wp:extent cx="5486400" cy="2454442"/>
+            <wp:docPr id="9500" name="fig0" descr="figure"/>
+            <a:graphic>
+              <a:graphicData uri="http://schemas.openxmlformats.org/drawingml/2006/picture">
+                <pic:pic>
+                  <pic:nvPicPr>
+                    <pic:cNvPr id="9500" name="fig0.png"/>
+                    <pic:cNvPicPr/>
+                  </pic:nvPicPr>
+                  <pic:blipFill>
+                    <a:blip r:embed="rIdFig0"/>
+                    <a:stretch>
+                      <a:fillRect/>
+                    </a:stretch>
+                  </pic:blipFill>
+                  <pic:spPr>
+                    <a:xfrm>
+                      <a:off x="0" y="0"/>
+                      <a:ext cx="5486400" cy="2454442"/>
+                    </a:xfrm>
+                    <a:prstGeom prst="rect">
+                      <a:avLst/>
+                    </a:prstGeom>
+                  </pic:spPr>
+                </pic:pic>
+              </a:graphicData>
+            </a:graphic>
+          </wp:inline>
+        </w:drawing>
+      </w:r>
+    </w:p>
+    <w:p>
       <w:pPr/>
       <w:r>
-        <w:t xml:space="preserve">↗ V1.0–V3.0, test split 20% (n = 448 classify, 443 regression, seed 42) · แกน y ของแต่ละฝั่งคนละช่วง</w:t>
+        <w:t xml:space="preserve">V1.0–V3.0, test split 20% (n = 448 classify, 443 regression, seed 42) · แกน y ของแต่ละฝั่งคนละช่วง</w:t>
       </w:r>
     </w:p>
     <w:p>
